--- a/CHECKLISTS/Document of Authorization for the Carriage of Grain/CHECK LIST/GRALO-01.docx
+++ b/CHECKLISTS/Document of Authorization for the Carriage of Grain/CHECK LIST/GRALO-01.docx
@@ -14761,16 +14761,18 @@
           <w:trHeight w:hRule="exact" w:val="350"/>
         </w:trPr>
         <w:tc>
-          <w:tcPr>
-            <w:tcW w:w="1053" w:type="dxa"/>
-            <w:tcBorders>
-              <w:top w:val="nil"/>
-              <w:left w:val="nil"/>
-              <w:bottom w:val="nil"/>
-              <w:right w:val="nil"/>
-            </w:tcBorders>
-          </w:tcPr>
-          <w:p/>
+          <w:sdt>
+            <w:sdtPr>
+              <w:tag w:val="place_of_survey"/>
+            </w:sdtPr>
+            <w:sdtContent>
+              <w:p>
+                <w:r>
+                  <w:t>{place_of_survey}</w:t>
+                </w:r>
+              </w:p>
+            </w:sdtContent>
+          </w:sdt>
         </w:tc>
         <w:tc>
           <w:tcPr>
@@ -14848,32 +14850,18 @@
           </w:p>
         </w:tc>
         <w:tc>
-          <w:tcPr>
-            <w:tcW w:w="5044" w:type="dxa"/>
-            <w:tcBorders>
-              <w:top w:val="nil"/>
-              <w:left w:val="nil"/>
-              <w:bottom w:val="nil"/>
-              <w:right w:val="nil"/>
-            </w:tcBorders>
-          </w:tcPr>
-          <w:p>
-            <w:pPr>
-              <w:pStyle w:val="TableParagraph"/>
-              <w:spacing w:line="253" w:lineRule="exact"/>
-              <w:ind w:left="2871"/>
-              <w:rPr>
-                <w:rFonts w:ascii="Calibri" w:eastAsia="Calibri" w:hAnsi="Calibri" w:cs="Calibri"/>
-              </w:rPr>
-            </w:pPr>
-            <w:r>
-              <w:rPr>
-                <w:rFonts w:ascii="Calibri"/>
-                <w:spacing w:val="-1"/>
-              </w:rPr>
-              <w:t>(DD-MM-YYYY)</w:t>
-            </w:r>
-          </w:p>
+          <w:sdt>
+            <w:sdtPr>
+              <w:tag w:val="issue_date"/>
+            </w:sdtPr>
+            <w:sdtContent>
+              <w:p>
+                <w:r>
+                  <w:t>{issue_date}</w:t>
+                </w:r>
+              </w:p>
+            </w:sdtContent>
+          </w:sdt>
         </w:tc>
       </w:tr>
     </w:tbl>
